--- a/templates/MASTER CONTRATTO Manutenzione VERSIONE A.I. no marcatori.docx
+++ b/templates/MASTER CONTRATTO Manutenzione VERSIONE A.I. no marcatori.docx
@@ -5433,8 +5433,17 @@
           <w:rFonts w:ascii="Times New Roman" w:hAnsi="Times New Roman"/>
           <w:sz w:val="24"/>
           <w:szCs w:val="24"/>
-        </w:rPr>
-        <w:t xml:space="preserve">30/11/2024 con espressa esclusione di tacito rinnovo alla scadenza.  </w:t>
+          <w:highlight w:val="yellow"/>
+        </w:rPr>
+        <w:t xml:space="preserve">30/11/2024</w:t>
+      </w:r>
+      <w:r>
+        <w:rPr>
+          <w:rFonts w:ascii="Times New Roman" w:hAnsi="Times New Roman"/>
+          <w:sz w:val="24"/>
+          <w:szCs w:val="24"/>
+        </w:rPr>
+        <w:t xml:space="preserve"> con espressa esclusione di tacito rinnovo alla scadenza.  </w:t>
       </w:r>
     </w:p>
     <w:p>

--- a/templates/MASTER CONTRATTO Manutenzione VERSIONE A.I. no marcatori.docx
+++ b/templates/MASTER CONTRATTO Manutenzione VERSIONE A.I. no marcatori.docx
@@ -4853,7 +4853,6 @@
         <w:jc w:val="both"/>
         <w:rPr>
           <w:b/>
-          <w:highlight w:val="yellow"/>
           <w:rPrChange w:id="167" w:author="Davide Milizia [2]" w:date="2023-11-13T10:34:00Z">
             <w:rPr>
               <w:b/>
@@ -4864,7 +4863,6 @@
       <w:r>
         <w:rPr>
           <w:color w:val="000000"/>
-          <w:highlight w:val="yellow"/>
           <w:rPrChange w:id="168" w:author="Davide Milizia [2]" w:date="2023-11-13T10:34:00Z">
             <w:rPr>
               <w:color w:val="000000"/>
@@ -4877,7 +4875,6 @@
         <w:r>
           <w:rPr>
             <w:color w:val="000000"/>
-            <w:highlight w:val="yellow"/>
             <w:rPrChange w:id="170" w:author="Davide Milizia [2]" w:date="2023-11-13T10:34:00Z">
               <w:rPr>
                 <w:color w:val="000000"/>
@@ -4890,7 +4887,6 @@
       <w:r>
         <w:rPr>
           <w:color w:val="000000"/>
-          <w:highlight w:val="yellow"/>
           <w:rPrChange w:id="171" w:author="Davide Milizia [2]" w:date="2023-11-13T10:34:00Z">
             <w:rPr>
               <w:color w:val="000000"/>
@@ -6086,7 +6082,6 @@
         <w:ind w:left="-11" w:firstLine="295"/>
         <w:jc w:val="both"/>
         <w:rPr>
-          <w:highlight w:val="yellow"/>
           <w:rPrChange w:id="202" w:author="Davide Milizia [2]" w:date="2023-11-13T10:34:00Z">
             <w:rPr/>
           </w:rPrChange>
@@ -6094,7 +6089,6 @@
       </w:pPr>
       <w:r>
         <w:rPr>
-          <w:highlight w:val="yellow"/>
           <w:rPrChange w:id="203" w:author="Davide Milizia [2]" w:date="2023-11-13T10:34:00Z">
             <w:rPr/>
           </w:rPrChange>
